--- a/frontend/public/gen-sticker-docs/originals/10-output-quality.docx
+++ b/frontend/public/gen-sticker-docs/originals/10-output-quality.docx
@@ -162,7 +162,7 @@
           </w:tcPr>
           <w:p>
             <w:r>
-              <w:t>1.0</w:t>
+              <w:t>1.1</w:t>
             </w:r>
           </w:p>
         </w:tc>
@@ -219,7 +219,7 @@
           </w:tcPr>
           <w:p>
             <w:r>
-              <w:t>kien_v5 @ c09e26a</w:t>
+              <w:t>kien_v5 @ 4d23b9a</w:t>
             </w:r>
           </w:p>
         </w:tc>
@@ -333,7 +333,7 @@
           </w:tcPr>
           <w:p>
             <w:r>
-              <w:t>2026-08-09</w:t>
+              <w:t>2026-08-10</w:t>
             </w:r>
           </w:p>
         </w:tc>
@@ -552,6 +552,16 @@
       </w:r>
     </w:p>
     <w:p>
+      <w:pPr>
+        <w:pStyle w:val="ListBullet"/>
+        <w:spacing w:after="20"/>
+        <w:ind w:left="288"/>
+      </w:pPr>
+      <w:r>
+        <w:t>14. Phân biệt input face gate và output quality</w:t>
+      </w:r>
+    </w:p>
+    <w:p>
       <w:r>
         <w:br w:type="page"/>
       </w:r>
@@ -586,6 +596,7 @@
       <w:tr>
         <w:trPr>
           <w:tblHeader w:val="true"/>
+          <w:cantSplit/>
         </w:trPr>
         <w:tc>
           <w:tcPr>
@@ -609,6 +620,7 @@
           </w:tcPr>
           <w:p>
             <w:pPr>
+              <w:keepNext/>
               <w:jc w:val="left"/>
             </w:pPr>
             <w:r>
@@ -644,6 +656,7 @@
           </w:tcPr>
           <w:p>
             <w:pPr>
+              <w:keepNext/>
               <w:jc w:val="left"/>
             </w:pPr>
             <w:r>
@@ -679,6 +692,7 @@
           </w:tcPr>
           <w:p>
             <w:pPr>
+              <w:keepNext/>
               <w:jc w:val="left"/>
             </w:pPr>
             <w:r>
@@ -714,6 +728,7 @@
           </w:tcPr>
           <w:p>
             <w:pPr>
+              <w:keepNext/>
               <w:jc w:val="left"/>
             </w:pPr>
             <w:r>
@@ -749,6 +764,7 @@
           </w:tcPr>
           <w:p>
             <w:pPr>
+              <w:keepNext/>
               <w:jc w:val="left"/>
             </w:pPr>
             <w:r>
@@ -764,6 +780,9 @@
         </w:tc>
       </w:tr>
       <w:tr>
+        <w:trPr>
+          <w:cantSplit/>
+        </w:trPr>
         <w:tc>
           <w:tcPr>
             <w:tcW w:type="dxa" w:w="1933"/>
@@ -941,6 +960,9 @@
         </w:tc>
       </w:tr>
       <w:tr>
+        <w:trPr>
+          <w:cantSplit/>
+        </w:trPr>
         <w:tc>
           <w:tcPr>
             <w:tcW w:type="dxa" w:w="1933"/>
@@ -1118,6 +1140,9 @@
         </w:tc>
       </w:tr>
       <w:tr>
+        <w:trPr>
+          <w:cantSplit/>
+        </w:trPr>
         <w:tc>
           <w:tcPr>
             <w:tcW w:type="dxa" w:w="1933"/>
@@ -1295,6 +1320,9 @@
         </w:tc>
       </w:tr>
       <w:tr>
+        <w:trPr>
+          <w:cantSplit/>
+        </w:trPr>
         <w:tc>
           <w:tcPr>
             <w:tcW w:type="dxa" w:w="1933"/>
@@ -1474,8 +1502,14 @@
     </w:tbl>
     <w:p>
       <w:pPr>
-        <w:spacing w:after="20"/>
+        <w:spacing w:before="0" w:after="0" w:line="20" w:lineRule="exact"/>
       </w:pPr>
+      <w:r>
+        <w:rPr>
+          <w:sz w:val="2"/>
+        </w:rPr>
+        <w:t xml:space="preserve"> </w:t>
+      </w:r>
     </w:p>
     <w:p>
       <w:pPr>
@@ -1544,7 +1578,7 @@
       <w:r>
         <w:drawing>
           <wp:inline xmlns:a="http://schemas.openxmlformats.org/drawingml/2006/main" xmlns:pic="http://schemas.openxmlformats.org/drawingml/2006/picture">
-            <wp:extent cx="6080760" cy="3420428"/>
+            <wp:extent cx="5760720" cy="3240405"/>
             <wp:docPr id="1" name="Picture 1" title="Kế hoạch ba sheet 4×2" descr="Ba lưới bốn cột hai hàng; hai lưới đầu giữ tám cell, lưới cuối giữ bốn cell trên và đánh dấu bốn reserve."/>
             <wp:cNvGraphicFramePr>
               <a:graphicFrameLocks noChangeAspect="1"/>
@@ -1565,7 +1599,7 @@
                   <pic:spPr>
                     <a:xfrm>
                       <a:off x="0" y="0"/>
-                      <a:ext cx="6080760" cy="3420428"/>
+                      <a:ext cx="5760720" cy="3240405"/>
                     </a:xfrm>
                     <a:prstGeom prst="rect"/>
                   </pic:spPr>
@@ -1646,7 +1680,7 @@
     </w:tbl>
     <w:p>
       <w:pPr>
-        <w:spacing w:after="160"/>
+        <w:spacing w:after="80"/>
         <w:jc w:val="center"/>
       </w:pPr>
       <w:r>
@@ -1686,6 +1720,7 @@
       <w:tr>
         <w:trPr>
           <w:tblHeader w:val="true"/>
+          <w:cantSplit/>
         </w:trPr>
         <w:tc>
           <w:tcPr>
@@ -1709,6 +1744,7 @@
           </w:tcPr>
           <w:p>
             <w:pPr>
+              <w:keepNext/>
               <w:jc w:val="left"/>
             </w:pPr>
             <w:r>
@@ -1744,6 +1780,7 @@
           </w:tcPr>
           <w:p>
             <w:pPr>
+              <w:keepNext/>
               <w:jc w:val="left"/>
             </w:pPr>
             <w:r>
@@ -1779,6 +1816,7 @@
           </w:tcPr>
           <w:p>
             <w:pPr>
+              <w:keepNext/>
               <w:jc w:val="left"/>
             </w:pPr>
             <w:r>
@@ -1794,6 +1832,9 @@
         </w:tc>
       </w:tr>
       <w:tr>
+        <w:trPr>
+          <w:cantSplit/>
+        </w:trPr>
         <w:tc>
           <w:tcPr>
             <w:tcW w:type="dxa" w:w="3221"/>
@@ -1901,6 +1942,9 @@
         </w:tc>
       </w:tr>
       <w:tr>
+        <w:trPr>
+          <w:cantSplit/>
+        </w:trPr>
         <w:tc>
           <w:tcPr>
             <w:tcW w:type="dxa" w:w="3221"/>
@@ -2008,6 +2052,9 @@
         </w:tc>
       </w:tr>
       <w:tr>
+        <w:trPr>
+          <w:cantSplit/>
+        </w:trPr>
         <w:tc>
           <w:tcPr>
             <w:tcW w:type="dxa" w:w="3221"/>
@@ -2115,6 +2162,9 @@
         </w:tc>
       </w:tr>
       <w:tr>
+        <w:trPr>
+          <w:cantSplit/>
+        </w:trPr>
         <w:tc>
           <w:tcPr>
             <w:tcW w:type="dxa" w:w="3221"/>
@@ -2222,6 +2272,9 @@
         </w:tc>
       </w:tr>
       <w:tr>
+        <w:trPr>
+          <w:cantSplit/>
+        </w:trPr>
         <w:tc>
           <w:tcPr>
             <w:tcW w:type="dxa" w:w="3221"/>
@@ -2329,6 +2382,9 @@
         </w:tc>
       </w:tr>
       <w:tr>
+        <w:trPr>
+          <w:cantSplit/>
+        </w:trPr>
         <w:tc>
           <w:tcPr>
             <w:tcW w:type="dxa" w:w="3221"/>
@@ -2436,6 +2492,9 @@
         </w:tc>
       </w:tr>
       <w:tr>
+        <w:trPr>
+          <w:cantSplit/>
+        </w:trPr>
         <w:tc>
           <w:tcPr>
             <w:tcW w:type="dxa" w:w="3221"/>
@@ -2545,8 +2604,14 @@
     </w:tbl>
     <w:p>
       <w:pPr>
-        <w:spacing w:after="20"/>
+        <w:spacing w:before="0" w:after="0" w:line="20" w:lineRule="exact"/>
       </w:pPr>
+      <w:r>
+        <w:rPr>
+          <w:sz w:val="2"/>
+        </w:rPr>
+        <w:t xml:space="preserve"> </w:t>
+      </w:r>
     </w:p>
     <w:p>
       <w:pPr>
@@ -2563,7 +2628,7 @@
       <w:r>
         <w:drawing>
           <wp:inline xmlns:a="http://schemas.openxmlformats.org/drawingml/2006/main" xmlns:pic="http://schemas.openxmlformats.org/drawingml/2006/picture">
-            <wp:extent cx="6080760" cy="3420428"/>
+            <wp:extent cx="5760720" cy="3240405"/>
             <wp:docPr id="2" name="Picture 2" title="Decision flow của grid quality gate" descr="Decode, kiểm kích thước, tạo mask, dò lưới 4×2 rồi crop hoặc reject theo cut score, crossing và occupancy."/>
             <wp:cNvGraphicFramePr>
               <a:graphicFrameLocks noChangeAspect="1"/>
@@ -2584,7 +2649,7 @@
                   <pic:spPr>
                     <a:xfrm>
                       <a:off x="0" y="0"/>
-                      <a:ext cx="6080760" cy="3420428"/>
+                      <a:ext cx="5760720" cy="3240405"/>
                     </a:xfrm>
                     <a:prstGeom prst="rect"/>
                   </pic:spPr>
@@ -2665,7 +2730,7 @@
     </w:tbl>
     <w:p>
       <w:pPr>
-        <w:spacing w:after="160"/>
+        <w:spacing w:after="80"/>
         <w:jc w:val="center"/>
       </w:pPr>
       <w:r>
@@ -2809,6 +2874,7 @@
       <w:tr>
         <w:trPr>
           <w:tblHeader w:val="true"/>
+          <w:cantSplit/>
         </w:trPr>
         <w:tc>
           <w:tcPr>
@@ -2832,6 +2898,7 @@
           </w:tcPr>
           <w:p>
             <w:pPr>
+              <w:keepNext/>
               <w:jc w:val="left"/>
             </w:pPr>
             <w:r>
@@ -2867,6 +2934,7 @@
           </w:tcPr>
           <w:p>
             <w:pPr>
+              <w:keepNext/>
               <w:jc w:val="left"/>
             </w:pPr>
             <w:r>
@@ -2902,6 +2970,7 @@
           </w:tcPr>
           <w:p>
             <w:pPr>
+              <w:keepNext/>
               <w:jc w:val="left"/>
             </w:pPr>
             <w:r>
@@ -2917,6 +2986,9 @@
         </w:tc>
       </w:tr>
       <w:tr>
+        <w:trPr>
+          <w:cantSplit/>
+        </w:trPr>
         <w:tc>
           <w:tcPr>
             <w:tcW w:type="dxa" w:w="3221"/>
@@ -3024,6 +3096,9 @@
         </w:tc>
       </w:tr>
       <w:tr>
+        <w:trPr>
+          <w:cantSplit/>
+        </w:trPr>
         <w:tc>
           <w:tcPr>
             <w:tcW w:type="dxa" w:w="3221"/>
@@ -3131,6 +3206,9 @@
         </w:tc>
       </w:tr>
       <w:tr>
+        <w:trPr>
+          <w:cantSplit/>
+        </w:trPr>
         <w:tc>
           <w:tcPr>
             <w:tcW w:type="dxa" w:w="3221"/>
@@ -3238,6 +3316,9 @@
         </w:tc>
       </w:tr>
       <w:tr>
+        <w:trPr>
+          <w:cantSplit/>
+        </w:trPr>
         <w:tc>
           <w:tcPr>
             <w:tcW w:type="dxa" w:w="3221"/>
@@ -3345,6 +3426,9 @@
         </w:tc>
       </w:tr>
       <w:tr>
+        <w:trPr>
+          <w:cantSplit/>
+        </w:trPr>
         <w:tc>
           <w:tcPr>
             <w:tcW w:type="dxa" w:w="3221"/>
@@ -3452,6 +3536,9 @@
         </w:tc>
       </w:tr>
       <w:tr>
+        <w:trPr>
+          <w:cantSplit/>
+        </w:trPr>
         <w:tc>
           <w:tcPr>
             <w:tcW w:type="dxa" w:w="3221"/>
@@ -3561,8 +3648,14 @@
     </w:tbl>
     <w:p>
       <w:pPr>
-        <w:spacing w:after="20"/>
+        <w:spacing w:before="0" w:after="0" w:line="20" w:lineRule="exact"/>
       </w:pPr>
+      <w:r>
+        <w:rPr>
+          <w:sz w:val="2"/>
+        </w:rPr>
+        <w:t xml:space="preserve"> </w:t>
+      </w:r>
     </w:p>
     <w:p>
       <w:pPr>
@@ -3746,6 +3839,7 @@
       <w:tr>
         <w:trPr>
           <w:tblHeader w:val="true"/>
+          <w:cantSplit/>
         </w:trPr>
         <w:tc>
           <w:tcPr>
@@ -3769,6 +3863,7 @@
           </w:tcPr>
           <w:p>
             <w:pPr>
+              <w:keepNext/>
               <w:jc w:val="left"/>
             </w:pPr>
             <w:r>
@@ -3804,6 +3899,7 @@
           </w:tcPr>
           <w:p>
             <w:pPr>
+              <w:keepNext/>
               <w:jc w:val="left"/>
             </w:pPr>
             <w:r>
@@ -3839,6 +3935,7 @@
           </w:tcPr>
           <w:p>
             <w:pPr>
+              <w:keepNext/>
               <w:jc w:val="left"/>
             </w:pPr>
             <w:r>
@@ -3874,6 +3971,7 @@
           </w:tcPr>
           <w:p>
             <w:pPr>
+              <w:keepNext/>
               <w:jc w:val="left"/>
             </w:pPr>
             <w:r>
@@ -3889,6 +3987,9 @@
         </w:tc>
       </w:tr>
       <w:tr>
+        <w:trPr>
+          <w:cantSplit/>
+        </w:trPr>
         <w:tc>
           <w:tcPr>
             <w:tcW w:type="dxa" w:w="2416"/>
@@ -4031,6 +4132,9 @@
         </w:tc>
       </w:tr>
       <w:tr>
+        <w:trPr>
+          <w:cantSplit/>
+        </w:trPr>
         <w:tc>
           <w:tcPr>
             <w:tcW w:type="dxa" w:w="2416"/>
@@ -4173,6 +4277,9 @@
         </w:tc>
       </w:tr>
       <w:tr>
+        <w:trPr>
+          <w:cantSplit/>
+        </w:trPr>
         <w:tc>
           <w:tcPr>
             <w:tcW w:type="dxa" w:w="2416"/>
@@ -4315,6 +4422,9 @@
         </w:tc>
       </w:tr>
       <w:tr>
+        <w:trPr>
+          <w:cantSplit/>
+        </w:trPr>
         <w:tc>
           <w:tcPr>
             <w:tcW w:type="dxa" w:w="2416"/>
@@ -4457,6 +4567,9 @@
         </w:tc>
       </w:tr>
       <w:tr>
+        <w:trPr>
+          <w:cantSplit/>
+        </w:trPr>
         <w:tc>
           <w:tcPr>
             <w:tcW w:type="dxa" w:w="2416"/>
@@ -4599,6 +4712,9 @@
         </w:tc>
       </w:tr>
       <w:tr>
+        <w:trPr>
+          <w:cantSplit/>
+        </w:trPr>
         <w:tc>
           <w:tcPr>
             <w:tcW w:type="dxa" w:w="2416"/>
@@ -4741,6 +4857,9 @@
         </w:tc>
       </w:tr>
       <w:tr>
+        <w:trPr>
+          <w:cantSplit/>
+        </w:trPr>
         <w:tc>
           <w:tcPr>
             <w:tcW w:type="dxa" w:w="2416"/>
@@ -4885,8 +5004,14 @@
     </w:tbl>
     <w:p>
       <w:pPr>
-        <w:spacing w:after="20"/>
+        <w:spacing w:before="0" w:after="0" w:line="20" w:lineRule="exact"/>
       </w:pPr>
+      <w:r>
+        <w:rPr>
+          <w:sz w:val="2"/>
+        </w:rPr>
+        <w:t xml:space="preserve"> </w:t>
+      </w:r>
     </w:p>
     <w:p>
       <w:pPr>
@@ -4917,6 +5042,7 @@
       <w:tr>
         <w:trPr>
           <w:tblHeader w:val="true"/>
+          <w:cantSplit/>
         </w:trPr>
         <w:tc>
           <w:tcPr>
@@ -4940,6 +5066,7 @@
           </w:tcPr>
           <w:p>
             <w:pPr>
+              <w:keepNext/>
               <w:jc w:val="left"/>
             </w:pPr>
             <w:r>
@@ -4975,6 +5102,7 @@
           </w:tcPr>
           <w:p>
             <w:pPr>
+              <w:keepNext/>
               <w:jc w:val="left"/>
             </w:pPr>
             <w:r>
@@ -5010,6 +5138,7 @@
           </w:tcPr>
           <w:p>
             <w:pPr>
+              <w:keepNext/>
               <w:jc w:val="left"/>
             </w:pPr>
             <w:r>
@@ -5045,6 +5174,7 @@
           </w:tcPr>
           <w:p>
             <w:pPr>
+              <w:keepNext/>
               <w:jc w:val="left"/>
             </w:pPr>
             <w:r>
@@ -5060,6 +5190,9 @@
         </w:tc>
       </w:tr>
       <w:tr>
+        <w:trPr>
+          <w:cantSplit/>
+        </w:trPr>
         <w:tc>
           <w:tcPr>
             <w:tcW w:type="dxa" w:w="2416"/>
@@ -5202,6 +5335,9 @@
         </w:tc>
       </w:tr>
       <w:tr>
+        <w:trPr>
+          <w:cantSplit/>
+        </w:trPr>
         <w:tc>
           <w:tcPr>
             <w:tcW w:type="dxa" w:w="2416"/>
@@ -5344,6 +5480,9 @@
         </w:tc>
       </w:tr>
       <w:tr>
+        <w:trPr>
+          <w:cantSplit/>
+        </w:trPr>
         <w:tc>
           <w:tcPr>
             <w:tcW w:type="dxa" w:w="2416"/>
@@ -5486,6 +5625,9 @@
         </w:tc>
       </w:tr>
       <w:tr>
+        <w:trPr>
+          <w:cantSplit/>
+        </w:trPr>
         <w:tc>
           <w:tcPr>
             <w:tcW w:type="dxa" w:w="2416"/>
@@ -5628,6 +5770,9 @@
         </w:tc>
       </w:tr>
       <w:tr>
+        <w:trPr>
+          <w:cantSplit/>
+        </w:trPr>
         <w:tc>
           <w:tcPr>
             <w:tcW w:type="dxa" w:w="2416"/>
@@ -5772,8 +5917,14 @@
     </w:tbl>
     <w:p>
       <w:pPr>
-        <w:spacing w:after="20"/>
+        <w:spacing w:before="0" w:after="0" w:line="20" w:lineRule="exact"/>
       </w:pPr>
+      <w:r>
+        <w:rPr>
+          <w:sz w:val="2"/>
+        </w:rPr>
+        <w:t xml:space="preserve"> </w:t>
+      </w:r>
     </w:p>
     <w:p>
       <w:pPr>
@@ -5804,6 +5955,7 @@
       <w:tr>
         <w:trPr>
           <w:tblHeader w:val="true"/>
+          <w:cantSplit/>
         </w:trPr>
         <w:tc>
           <w:tcPr>
@@ -5827,6 +5979,7 @@
           </w:tcPr>
           <w:p>
             <w:pPr>
+              <w:keepNext/>
               <w:jc w:val="left"/>
             </w:pPr>
             <w:r>
@@ -5862,6 +6015,7 @@
           </w:tcPr>
           <w:p>
             <w:pPr>
+              <w:keepNext/>
               <w:jc w:val="left"/>
             </w:pPr>
             <w:r>
@@ -5897,6 +6051,7 @@
           </w:tcPr>
           <w:p>
             <w:pPr>
+              <w:keepNext/>
               <w:jc w:val="left"/>
             </w:pPr>
             <w:r>
@@ -5932,6 +6087,7 @@
           </w:tcPr>
           <w:p>
             <w:pPr>
+              <w:keepNext/>
               <w:jc w:val="left"/>
             </w:pPr>
             <w:r>
@@ -5947,6 +6103,9 @@
         </w:tc>
       </w:tr>
       <w:tr>
+        <w:trPr>
+          <w:cantSplit/>
+        </w:trPr>
         <w:tc>
           <w:tcPr>
             <w:tcW w:type="dxa" w:w="2416"/>
@@ -6089,6 +6248,9 @@
         </w:tc>
       </w:tr>
       <w:tr>
+        <w:trPr>
+          <w:cantSplit/>
+        </w:trPr>
         <w:tc>
           <w:tcPr>
             <w:tcW w:type="dxa" w:w="2416"/>
@@ -6231,6 +6393,9 @@
         </w:tc>
       </w:tr>
       <w:tr>
+        <w:trPr>
+          <w:cantSplit/>
+        </w:trPr>
         <w:tc>
           <w:tcPr>
             <w:tcW w:type="dxa" w:w="2416"/>
@@ -6373,6 +6538,9 @@
         </w:tc>
       </w:tr>
       <w:tr>
+        <w:trPr>
+          <w:cantSplit/>
+        </w:trPr>
         <w:tc>
           <w:tcPr>
             <w:tcW w:type="dxa" w:w="2416"/>
@@ -6515,6 +6683,9 @@
         </w:tc>
       </w:tr>
       <w:tr>
+        <w:trPr>
+          <w:cantSplit/>
+        </w:trPr>
         <w:tc>
           <w:tcPr>
             <w:tcW w:type="dxa" w:w="2416"/>
@@ -6659,8 +6830,14 @@
     </w:tbl>
     <w:p>
       <w:pPr>
-        <w:spacing w:after="20"/>
+        <w:spacing w:before="0" w:after="0" w:line="20" w:lineRule="exact"/>
       </w:pPr>
+      <w:r>
+        <w:rPr>
+          <w:sz w:val="2"/>
+        </w:rPr>
+        <w:t xml:space="preserve"> </w:t>
+      </w:r>
     </w:p>
     <w:p>
       <w:pPr>
@@ -6727,6 +6904,7 @@
       <w:tr>
         <w:trPr>
           <w:tblHeader w:val="true"/>
+          <w:cantSplit/>
         </w:trPr>
         <w:tc>
           <w:tcPr>
@@ -6750,6 +6928,7 @@
           </w:tcPr>
           <w:p>
             <w:pPr>
+              <w:keepNext/>
               <w:jc w:val="left"/>
             </w:pPr>
             <w:r>
@@ -6785,6 +6964,7 @@
           </w:tcPr>
           <w:p>
             <w:pPr>
+              <w:keepNext/>
               <w:jc w:val="left"/>
             </w:pPr>
             <w:r>
@@ -6820,6 +7000,7 @@
           </w:tcPr>
           <w:p>
             <w:pPr>
+              <w:keepNext/>
               <w:jc w:val="left"/>
             </w:pPr>
             <w:r>
@@ -6855,6 +7036,7 @@
           </w:tcPr>
           <w:p>
             <w:pPr>
+              <w:keepNext/>
               <w:jc w:val="left"/>
             </w:pPr>
             <w:r>
@@ -6870,6 +7052,9 @@
         </w:tc>
       </w:tr>
       <w:tr>
+        <w:trPr>
+          <w:cantSplit/>
+        </w:trPr>
         <w:tc>
           <w:tcPr>
             <w:tcW w:type="dxa" w:w="2416"/>
@@ -7012,6 +7197,9 @@
         </w:tc>
       </w:tr>
       <w:tr>
+        <w:trPr>
+          <w:cantSplit/>
+        </w:trPr>
         <w:tc>
           <w:tcPr>
             <w:tcW w:type="dxa" w:w="2416"/>
@@ -7154,6 +7342,9 @@
         </w:tc>
       </w:tr>
       <w:tr>
+        <w:trPr>
+          <w:cantSplit/>
+        </w:trPr>
         <w:tc>
           <w:tcPr>
             <w:tcW w:type="dxa" w:w="2416"/>
@@ -7296,6 +7487,9 @@
         </w:tc>
       </w:tr>
       <w:tr>
+        <w:trPr>
+          <w:cantSplit/>
+        </w:trPr>
         <w:tc>
           <w:tcPr>
             <w:tcW w:type="dxa" w:w="2416"/>
@@ -7440,8 +7634,779 @@
     </w:tbl>
     <w:p>
       <w:pPr>
-        <w:spacing w:after="20"/>
+        <w:spacing w:before="0" w:after="0" w:line="20" w:lineRule="exact"/>
       </w:pPr>
+      <w:r>
+        <w:rPr>
+          <w:sz w:val="2"/>
+        </w:rPr>
+        <w:t xml:space="preserve"> </w:t>
+      </w:r>
+    </w:p>
+    <w:p>
+      <w:pPr>
+        <w:pStyle w:val="Heading1"/>
+        <w:keepNext/>
+      </w:pPr>
+      <w:r>
+        <w:rPr>
+          <w:color w:val="0F172A"/>
+        </w:rPr>
+        <w:t>14. Phân biệt input face gate và output quality</w:t>
+      </w:r>
+    </w:p>
+    <w:tbl>
+      <w:tblPr>
+        <w:tblStyle w:val="TableGrid"/>
+        <w:tblW w:type="auto" w:w="0"/>
+        <w:jc w:val="center"/>
+        <w:tblLayout w:type="autofit"/>
+        <w:tblLook w:firstColumn="1" w:firstRow="1" w:lastColumn="0" w:lastRow="0" w:noHBand="0" w:noVBand="1" w:val="04A0"/>
+      </w:tblPr>
+      <w:tblGrid>
+        <w:gridCol w:w="1933"/>
+        <w:gridCol w:w="1933"/>
+        <w:gridCol w:w="1933"/>
+        <w:gridCol w:w="1933"/>
+        <w:gridCol w:w="1933"/>
+      </w:tblGrid>
+      <w:tr>
+        <w:trPr>
+          <w:tblHeader w:val="true"/>
+          <w:cantSplit/>
+        </w:trPr>
+        <w:tc>
+          <w:tcPr>
+            <w:tcW w:type="dxa" w:w="1933"/>
+            <w:shd w:fill="4338CA"/>
+            <w:tcBorders>
+              <w:top w:val="single" w:sz="6" w:color="4338CA"/>
+              <w:left w:val="single" w:sz="6" w:color="4338CA"/>
+              <w:bottom w:val="single" w:sz="6" w:color="4338CA"/>
+              <w:right w:val="single" w:sz="6" w:color="4338CA"/>
+              <w:insideH w:val="single" w:sz="6" w:color="4338CA"/>
+              <w:insideV w:val="single" w:sz="6" w:color="4338CA"/>
+            </w:tcBorders>
+            <w:tcMar>
+              <w:top w:w="80" w:type="dxa"/>
+              <w:start w:w="85" w:type="dxa"/>
+              <w:bottom w:w="80" w:type="dxa"/>
+              <w:end w:w="85" w:type="dxa"/>
+            </w:tcMar>
+            <w:vAlign w:val="center"/>
+          </w:tcPr>
+          <w:p>
+            <w:pPr>
+              <w:keepNext/>
+              <w:jc w:val="left"/>
+            </w:pPr>
+            <w:r>
+              <w:rPr>
+                <w:rFonts w:ascii="Aptos" w:hAnsi="Aptos" w:eastAsia="Arial"/>
+                <w:b/>
+                <w:color w:val="FFFFFF"/>
+                <w:sz w:val="17"/>
+              </w:rPr>
+              <w:t>Gate</w:t>
+            </w:r>
+          </w:p>
+        </w:tc>
+        <w:tc>
+          <w:tcPr>
+            <w:tcW w:type="dxa" w:w="1933"/>
+            <w:shd w:fill="4338CA"/>
+            <w:tcBorders>
+              <w:top w:val="single" w:sz="6" w:color="4338CA"/>
+              <w:left w:val="single" w:sz="6" w:color="4338CA"/>
+              <w:bottom w:val="single" w:sz="6" w:color="4338CA"/>
+              <w:right w:val="single" w:sz="6" w:color="4338CA"/>
+              <w:insideH w:val="single" w:sz="6" w:color="4338CA"/>
+              <w:insideV w:val="single" w:sz="6" w:color="4338CA"/>
+            </w:tcBorders>
+            <w:tcMar>
+              <w:top w:w="80" w:type="dxa"/>
+              <w:start w:w="85" w:type="dxa"/>
+              <w:bottom w:w="80" w:type="dxa"/>
+              <w:end w:w="85" w:type="dxa"/>
+            </w:tcMar>
+            <w:vAlign w:val="center"/>
+          </w:tcPr>
+          <w:p>
+            <w:pPr>
+              <w:keepNext/>
+              <w:jc w:val="left"/>
+            </w:pPr>
+            <w:r>
+              <w:rPr>
+                <w:rFonts w:ascii="Aptos" w:hAnsi="Aptos" w:eastAsia="Arial"/>
+                <w:b/>
+                <w:color w:val="FFFFFF"/>
+                <w:sz w:val="17"/>
+              </w:rPr>
+              <w:t>Đo cái gì</w:t>
+            </w:r>
+          </w:p>
+        </w:tc>
+        <w:tc>
+          <w:tcPr>
+            <w:tcW w:type="dxa" w:w="1933"/>
+            <w:shd w:fill="4338CA"/>
+            <w:tcBorders>
+              <w:top w:val="single" w:sz="6" w:color="4338CA"/>
+              <w:left w:val="single" w:sz="6" w:color="4338CA"/>
+              <w:bottom w:val="single" w:sz="6" w:color="4338CA"/>
+              <w:right w:val="single" w:sz="6" w:color="4338CA"/>
+              <w:insideH w:val="single" w:sz="6" w:color="4338CA"/>
+              <w:insideV w:val="single" w:sz="6" w:color="4338CA"/>
+            </w:tcBorders>
+            <w:tcMar>
+              <w:top w:w="80" w:type="dxa"/>
+              <w:start w:w="85" w:type="dxa"/>
+              <w:bottom w:w="80" w:type="dxa"/>
+              <w:end w:w="85" w:type="dxa"/>
+            </w:tcMar>
+            <w:vAlign w:val="center"/>
+          </w:tcPr>
+          <w:p>
+            <w:pPr>
+              <w:keepNext/>
+              <w:jc w:val="left"/>
+            </w:pPr>
+            <w:r>
+              <w:rPr>
+                <w:rFonts w:ascii="Aptos" w:hAnsi="Aptos" w:eastAsia="Arial"/>
+                <w:b/>
+                <w:color w:val="FFFFFF"/>
+                <w:sz w:val="17"/>
+              </w:rPr>
+              <w:t>Thời điểm</w:t>
+            </w:r>
+          </w:p>
+        </w:tc>
+        <w:tc>
+          <w:tcPr>
+            <w:tcW w:type="dxa" w:w="1933"/>
+            <w:shd w:fill="4338CA"/>
+            <w:tcBorders>
+              <w:top w:val="single" w:sz="6" w:color="4338CA"/>
+              <w:left w:val="single" w:sz="6" w:color="4338CA"/>
+              <w:bottom w:val="single" w:sz="6" w:color="4338CA"/>
+              <w:right w:val="single" w:sz="6" w:color="4338CA"/>
+              <w:insideH w:val="single" w:sz="6" w:color="4338CA"/>
+              <w:insideV w:val="single" w:sz="6" w:color="4338CA"/>
+            </w:tcBorders>
+            <w:tcMar>
+              <w:top w:w="80" w:type="dxa"/>
+              <w:start w:w="85" w:type="dxa"/>
+              <w:bottom w:w="80" w:type="dxa"/>
+              <w:end w:w="85" w:type="dxa"/>
+            </w:tcMar>
+            <w:vAlign w:val="center"/>
+          </w:tcPr>
+          <w:p>
+            <w:pPr>
+              <w:keepNext/>
+              <w:jc w:val="left"/>
+            </w:pPr>
+            <w:r>
+              <w:rPr>
+                <w:rFonts w:ascii="Aptos" w:hAnsi="Aptos" w:eastAsia="Arial"/>
+                <w:b/>
+                <w:color w:val="FFFFFF"/>
+                <w:sz w:val="17"/>
+              </w:rPr>
+              <w:t>Pass không có nghĩa là</w:t>
+            </w:r>
+          </w:p>
+        </w:tc>
+        <w:tc>
+          <w:tcPr>
+            <w:tcW w:type="dxa" w:w="1933"/>
+            <w:shd w:fill="4338CA"/>
+            <w:tcBorders>
+              <w:top w:val="single" w:sz="6" w:color="4338CA"/>
+              <w:left w:val="single" w:sz="6" w:color="4338CA"/>
+              <w:bottom w:val="single" w:sz="6" w:color="4338CA"/>
+              <w:right w:val="single" w:sz="6" w:color="4338CA"/>
+              <w:insideH w:val="single" w:sz="6" w:color="4338CA"/>
+              <w:insideV w:val="single" w:sz="6" w:color="4338CA"/>
+            </w:tcBorders>
+            <w:tcMar>
+              <w:top w:w="80" w:type="dxa"/>
+              <w:start w:w="85" w:type="dxa"/>
+              <w:bottom w:w="80" w:type="dxa"/>
+              <w:end w:w="85" w:type="dxa"/>
+            </w:tcMar>
+            <w:vAlign w:val="center"/>
+          </w:tcPr>
+          <w:p>
+            <w:pPr>
+              <w:keepNext/>
+              <w:jc w:val="left"/>
+            </w:pPr>
+            <w:r>
+              <w:rPr>
+                <w:rFonts w:ascii="Aptos" w:hAnsi="Aptos" w:eastAsia="Arial"/>
+                <w:b/>
+                <w:color w:val="FFFFFF"/>
+                <w:sz w:val="17"/>
+              </w:rPr>
+              <w:t>Owner</w:t>
+            </w:r>
+          </w:p>
+        </w:tc>
+      </w:tr>
+      <w:tr>
+        <w:trPr>
+          <w:cantSplit/>
+        </w:trPr>
+        <w:tc>
+          <w:tcPr>
+            <w:tcW w:type="dxa" w:w="1933"/>
+            <w:shd w:fill="FFFFFF"/>
+            <w:tcBorders>
+              <w:top w:val="single" w:sz="6" w:color="CBD5E1"/>
+              <w:left w:val="single" w:sz="6" w:color="CBD5E1"/>
+              <w:bottom w:val="single" w:sz="6" w:color="CBD5E1"/>
+              <w:right w:val="single" w:sz="6" w:color="CBD5E1"/>
+              <w:insideH w:val="single" w:sz="6" w:color="CBD5E1"/>
+              <w:insideV w:val="single" w:sz="6" w:color="CBD5E1"/>
+            </w:tcBorders>
+            <w:tcMar>
+              <w:top w:w="70" w:type="dxa"/>
+              <w:start w:w="80" w:type="dxa"/>
+              <w:bottom w:w="70" w:type="dxa"/>
+              <w:end w:w="80" w:type="dxa"/>
+            </w:tcMar>
+            <w:vAlign w:val="top"/>
+          </w:tcPr>
+          <w:p>
+            <w:pPr>
+              <w:spacing w:after="0"/>
+            </w:pPr>
+            <w:r>
+              <w:rPr>
+                <w:rFonts w:ascii="Aptos" w:hAnsi="Aptos" w:eastAsia="Arial"/>
+                <w:b w:val="0"/>
+                <w:color w:val="0F172A"/>
+                <w:sz w:val="16"/>
+              </w:rPr>
+              <w:t>Input exact-one-face</w:t>
+            </w:r>
+          </w:p>
+        </w:tc>
+        <w:tc>
+          <w:tcPr>
+            <w:tcW w:type="dxa" w:w="1933"/>
+            <w:shd w:fill="FFFFFF"/>
+            <w:tcBorders>
+              <w:top w:val="single" w:sz="6" w:color="CBD5E1"/>
+              <w:left w:val="single" w:sz="6" w:color="CBD5E1"/>
+              <w:bottom w:val="single" w:sz="6" w:color="CBD5E1"/>
+              <w:right w:val="single" w:sz="6" w:color="CBD5E1"/>
+              <w:insideH w:val="single" w:sz="6" w:color="CBD5E1"/>
+              <w:insideV w:val="single" w:sz="6" w:color="CBD5E1"/>
+            </w:tcBorders>
+            <w:tcMar>
+              <w:top w:w="70" w:type="dxa"/>
+              <w:start w:w="80" w:type="dxa"/>
+              <w:bottom w:w="70" w:type="dxa"/>
+              <w:end w:w="80" w:type="dxa"/>
+            </w:tcMar>
+            <w:vAlign w:val="top"/>
+          </w:tcPr>
+          <w:p>
+            <w:pPr>
+              <w:spacing w:after="0"/>
+            </w:pPr>
+            <w:r>
+              <w:rPr>
+                <w:rFonts w:ascii="Aptos" w:hAnsi="Aptos" w:eastAsia="Arial"/>
+                <w:b w:val="0"/>
+                <w:color w:val="0F172A"/>
+                <w:sz w:val="16"/>
+              </w:rPr>
+              <w:t>Số khuôn mặt BlazeFace phát hiện</w:t>
+            </w:r>
+          </w:p>
+        </w:tc>
+        <w:tc>
+          <w:tcPr>
+            <w:tcW w:type="dxa" w:w="1933"/>
+            <w:shd w:fill="FFFFFF"/>
+            <w:tcBorders>
+              <w:top w:val="single" w:sz="6" w:color="CBD5E1"/>
+              <w:left w:val="single" w:sz="6" w:color="CBD5E1"/>
+              <w:bottom w:val="single" w:sz="6" w:color="CBD5E1"/>
+              <w:right w:val="single" w:sz="6" w:color="CBD5E1"/>
+              <w:insideH w:val="single" w:sz="6" w:color="CBD5E1"/>
+              <w:insideV w:val="single" w:sz="6" w:color="CBD5E1"/>
+            </w:tcBorders>
+            <w:tcMar>
+              <w:top w:w="70" w:type="dxa"/>
+              <w:start w:w="80" w:type="dxa"/>
+              <w:bottom w:w="70" w:type="dxa"/>
+              <w:end w:w="80" w:type="dxa"/>
+            </w:tcMar>
+            <w:vAlign w:val="top"/>
+          </w:tcPr>
+          <w:p>
+            <w:pPr>
+              <w:spacing w:after="0"/>
+            </w:pPr>
+            <w:r>
+              <w:rPr>
+                <w:rFonts w:ascii="Aptos" w:hAnsi="Aptos" w:eastAsia="Arial"/>
+                <w:b w:val="0"/>
+                <w:color w:val="0F172A"/>
+                <w:sz w:val="16"/>
+              </w:rPr>
+              <w:t>Trước auth/generate POST</w:t>
+            </w:r>
+          </w:p>
+        </w:tc>
+        <w:tc>
+          <w:tcPr>
+            <w:tcW w:type="dxa" w:w="1933"/>
+            <w:shd w:fill="FFFFFF"/>
+            <w:tcBorders>
+              <w:top w:val="single" w:sz="6" w:color="CBD5E1"/>
+              <w:left w:val="single" w:sz="6" w:color="CBD5E1"/>
+              <w:bottom w:val="single" w:sz="6" w:color="CBD5E1"/>
+              <w:right w:val="single" w:sz="6" w:color="CBD5E1"/>
+              <w:insideH w:val="single" w:sz="6" w:color="CBD5E1"/>
+              <w:insideV w:val="single" w:sz="6" w:color="CBD5E1"/>
+            </w:tcBorders>
+            <w:tcMar>
+              <w:top w:w="70" w:type="dxa"/>
+              <w:start w:w="80" w:type="dxa"/>
+              <w:bottom w:w="70" w:type="dxa"/>
+              <w:end w:w="80" w:type="dxa"/>
+            </w:tcMar>
+            <w:vAlign w:val="top"/>
+          </w:tcPr>
+          <w:p>
+            <w:pPr>
+              <w:spacing w:after="0"/>
+            </w:pPr>
+            <w:r>
+              <w:rPr>
+                <w:rFonts w:ascii="Aptos" w:hAnsi="Aptos" w:eastAsia="Arial"/>
+                <w:b w:val="0"/>
+                <w:color w:val="0F172A"/>
+                <w:sz w:val="16"/>
+              </w:rPr>
+              <w:t>Đúng người, ảnh đủ toàn thân, identity/liveness</w:t>
+            </w:r>
+          </w:p>
+        </w:tc>
+        <w:tc>
+          <w:tcPr>
+            <w:tcW w:type="dxa" w:w="1933"/>
+            <w:shd w:fill="FFFFFF"/>
+            <w:tcBorders>
+              <w:top w:val="single" w:sz="6" w:color="CBD5E1"/>
+              <w:left w:val="single" w:sz="6" w:color="CBD5E1"/>
+              <w:bottom w:val="single" w:sz="6" w:color="CBD5E1"/>
+              <w:right w:val="single" w:sz="6" w:color="CBD5E1"/>
+              <w:insideH w:val="single" w:sz="6" w:color="CBD5E1"/>
+              <w:insideV w:val="single" w:sz="6" w:color="CBD5E1"/>
+            </w:tcBorders>
+            <w:tcMar>
+              <w:top w:w="70" w:type="dxa"/>
+              <w:start w:w="80" w:type="dxa"/>
+              <w:bottom w:w="70" w:type="dxa"/>
+              <w:end w:w="80" w:type="dxa"/>
+            </w:tcMar>
+            <w:vAlign w:val="top"/>
+          </w:tcPr>
+          <w:p>
+            <w:pPr>
+              <w:spacing w:after="0"/>
+            </w:pPr>
+            <w:r>
+              <w:rPr>
+                <w:rFonts w:ascii="Aptos" w:hAnsi="Aptos" w:eastAsia="Arial"/>
+                <w:b w:val="0"/>
+                <w:color w:val="0F172A"/>
+                <w:sz w:val="16"/>
+              </w:rPr>
+              <w:t>Frontend browser</w:t>
+            </w:r>
+          </w:p>
+        </w:tc>
+      </w:tr>
+      <w:tr>
+        <w:trPr>
+          <w:cantSplit/>
+        </w:trPr>
+        <w:tc>
+          <w:tcPr>
+            <w:tcW w:type="dxa" w:w="1933"/>
+            <w:shd w:fill="F8FAFC"/>
+            <w:tcBorders>
+              <w:top w:val="single" w:sz="6" w:color="CBD5E1"/>
+              <w:left w:val="single" w:sz="6" w:color="CBD5E1"/>
+              <w:bottom w:val="single" w:sz="6" w:color="CBD5E1"/>
+              <w:right w:val="single" w:sz="6" w:color="CBD5E1"/>
+              <w:insideH w:val="single" w:sz="6" w:color="CBD5E1"/>
+              <w:insideV w:val="single" w:sz="6" w:color="CBD5E1"/>
+            </w:tcBorders>
+            <w:tcMar>
+              <w:top w:w="70" w:type="dxa"/>
+              <w:start w:w="80" w:type="dxa"/>
+              <w:bottom w:w="70" w:type="dxa"/>
+              <w:end w:w="80" w:type="dxa"/>
+            </w:tcMar>
+            <w:vAlign w:val="top"/>
+          </w:tcPr>
+          <w:p>
+            <w:pPr>
+              <w:spacing w:after="0"/>
+            </w:pPr>
+            <w:r>
+              <w:rPr>
+                <w:rFonts w:ascii="Aptos" w:hAnsi="Aptos" w:eastAsia="Arial"/>
+                <w:b w:val="0"/>
+                <w:color w:val="0F172A"/>
+                <w:sz w:val="16"/>
+              </w:rPr>
+              <w:t>Output structural QA</w:t>
+            </w:r>
+          </w:p>
+        </w:tc>
+        <w:tc>
+          <w:tcPr>
+            <w:tcW w:type="dxa" w:w="1933"/>
+            <w:shd w:fill="F8FAFC"/>
+            <w:tcBorders>
+              <w:top w:val="single" w:sz="6" w:color="CBD5E1"/>
+              <w:left w:val="single" w:sz="6" w:color="CBD5E1"/>
+              <w:bottom w:val="single" w:sz="6" w:color="CBD5E1"/>
+              <w:right w:val="single" w:sz="6" w:color="CBD5E1"/>
+              <w:insideH w:val="single" w:sz="6" w:color="CBD5E1"/>
+              <w:insideV w:val="single" w:sz="6" w:color="CBD5E1"/>
+            </w:tcBorders>
+            <w:tcMar>
+              <w:top w:w="70" w:type="dxa"/>
+              <w:start w:w="80" w:type="dxa"/>
+              <w:bottom w:w="70" w:type="dxa"/>
+              <w:end w:w="80" w:type="dxa"/>
+            </w:tcMar>
+            <w:vAlign w:val="top"/>
+          </w:tcPr>
+          <w:p>
+            <w:pPr>
+              <w:spacing w:after="0"/>
+            </w:pPr>
+            <w:r>
+              <w:rPr>
+                <w:rFonts w:ascii="Aptos" w:hAnsi="Aptos" w:eastAsia="Arial"/>
+                <w:b w:val="0"/>
+                <w:color w:val="0F172A"/>
+                <w:sz w:val="16"/>
+              </w:rPr>
+              <w:t>Kích thước, gutter, crossing, occupancy</w:t>
+            </w:r>
+          </w:p>
+        </w:tc>
+        <w:tc>
+          <w:tcPr>
+            <w:tcW w:type="dxa" w:w="1933"/>
+            <w:shd w:fill="F8FAFC"/>
+            <w:tcBorders>
+              <w:top w:val="single" w:sz="6" w:color="CBD5E1"/>
+              <w:left w:val="single" w:sz="6" w:color="CBD5E1"/>
+              <w:bottom w:val="single" w:sz="6" w:color="CBD5E1"/>
+              <w:right w:val="single" w:sz="6" w:color="CBD5E1"/>
+              <w:insideH w:val="single" w:sz="6" w:color="CBD5E1"/>
+              <w:insideV w:val="single" w:sz="6" w:color="CBD5E1"/>
+            </w:tcBorders>
+            <w:tcMar>
+              <w:top w:w="70" w:type="dxa"/>
+              <w:start w:w="80" w:type="dxa"/>
+              <w:bottom w:w="70" w:type="dxa"/>
+              <w:end w:w="80" w:type="dxa"/>
+            </w:tcMar>
+            <w:vAlign w:val="top"/>
+          </w:tcPr>
+          <w:p>
+            <w:pPr>
+              <w:spacing w:after="0"/>
+            </w:pPr>
+            <w:r>
+              <w:rPr>
+                <w:rFonts w:ascii="Aptos" w:hAnsi="Aptos" w:eastAsia="Arial"/>
+                <w:b w:val="0"/>
+                <w:color w:val="0F172A"/>
+                <w:sz w:val="16"/>
+              </w:rPr>
+              <w:t>Sau mỗi raw sheet</w:t>
+            </w:r>
+          </w:p>
+        </w:tc>
+        <w:tc>
+          <w:tcPr>
+            <w:tcW w:type="dxa" w:w="1933"/>
+            <w:shd w:fill="F8FAFC"/>
+            <w:tcBorders>
+              <w:top w:val="single" w:sz="6" w:color="CBD5E1"/>
+              <w:left w:val="single" w:sz="6" w:color="CBD5E1"/>
+              <w:bottom w:val="single" w:sz="6" w:color="CBD5E1"/>
+              <w:right w:val="single" w:sz="6" w:color="CBD5E1"/>
+              <w:insideH w:val="single" w:sz="6" w:color="CBD5E1"/>
+              <w:insideV w:val="single" w:sz="6" w:color="CBD5E1"/>
+            </w:tcBorders>
+            <w:tcMar>
+              <w:top w:w="70" w:type="dxa"/>
+              <w:start w:w="80" w:type="dxa"/>
+              <w:bottom w:w="70" w:type="dxa"/>
+              <w:end w:w="80" w:type="dxa"/>
+            </w:tcMar>
+            <w:vAlign w:val="top"/>
+          </w:tcPr>
+          <w:p>
+            <w:pPr>
+              <w:spacing w:after="0"/>
+            </w:pPr>
+            <w:r>
+              <w:rPr>
+                <w:rFonts w:ascii="Aptos" w:hAnsi="Aptos" w:eastAsia="Arial"/>
+                <w:b w:val="0"/>
+                <w:color w:val="0F172A"/>
+                <w:sz w:val="16"/>
+              </w:rPr>
+              <w:t>Giống selfie, tay đúng, không watermark/OCR</w:t>
+            </w:r>
+          </w:p>
+        </w:tc>
+        <w:tc>
+          <w:tcPr>
+            <w:tcW w:type="dxa" w:w="1933"/>
+            <w:shd w:fill="F8FAFC"/>
+            <w:tcBorders>
+              <w:top w:val="single" w:sz="6" w:color="CBD5E1"/>
+              <w:left w:val="single" w:sz="6" w:color="CBD5E1"/>
+              <w:bottom w:val="single" w:sz="6" w:color="CBD5E1"/>
+              <w:right w:val="single" w:sz="6" w:color="CBD5E1"/>
+              <w:insideH w:val="single" w:sz="6" w:color="CBD5E1"/>
+              <w:insideV w:val="single" w:sz="6" w:color="CBD5E1"/>
+            </w:tcBorders>
+            <w:tcMar>
+              <w:top w:w="70" w:type="dxa"/>
+              <w:start w:w="80" w:type="dxa"/>
+              <w:bottom w:w="70" w:type="dxa"/>
+              <w:end w:w="80" w:type="dxa"/>
+            </w:tcMar>
+            <w:vAlign w:val="top"/>
+          </w:tcPr>
+          <w:p>
+            <w:pPr>
+              <w:spacing w:after="0"/>
+            </w:pPr>
+            <w:r>
+              <w:rPr>
+                <w:rFonts w:ascii="Aptos" w:hAnsi="Aptos" w:eastAsia="Arial"/>
+                <w:b w:val="0"/>
+                <w:color w:val="0F172A"/>
+                <w:sz w:val="16"/>
+              </w:rPr>
+              <w:t>Backend grouped generator</w:t>
+            </w:r>
+          </w:p>
+        </w:tc>
+      </w:tr>
+      <w:tr>
+        <w:trPr>
+          <w:cantSplit/>
+        </w:trPr>
+        <w:tc>
+          <w:tcPr>
+            <w:tcW w:type="dxa" w:w="1933"/>
+            <w:shd w:fill="FFFFFF"/>
+            <w:tcBorders>
+              <w:top w:val="single" w:sz="6" w:color="CBD5E1"/>
+              <w:left w:val="single" w:sz="6" w:color="CBD5E1"/>
+              <w:bottom w:val="single" w:sz="6" w:color="CBD5E1"/>
+              <w:right w:val="single" w:sz="6" w:color="CBD5E1"/>
+              <w:insideH w:val="single" w:sz="6" w:color="CBD5E1"/>
+              <w:insideV w:val="single" w:sz="6" w:color="CBD5E1"/>
+            </w:tcBorders>
+            <w:tcMar>
+              <w:top w:w="70" w:type="dxa"/>
+              <w:start w:w="80" w:type="dxa"/>
+              <w:bottom w:w="70" w:type="dxa"/>
+              <w:end w:w="80" w:type="dxa"/>
+            </w:tcMar>
+            <w:vAlign w:val="top"/>
+          </w:tcPr>
+          <w:p>
+            <w:pPr>
+              <w:spacing w:after="0"/>
+            </w:pPr>
+            <w:r>
+              <w:rPr>
+                <w:rFonts w:ascii="Aptos" w:hAnsi="Aptos" w:eastAsia="Arial"/>
+                <w:b w:val="0"/>
+                <w:color w:val="0F172A"/>
+                <w:sz w:val="16"/>
+              </w:rPr>
+              <w:t>Manual acceptance</w:t>
+            </w:r>
+          </w:p>
+        </w:tc>
+        <w:tc>
+          <w:tcPr>
+            <w:tcW w:type="dxa" w:w="1933"/>
+            <w:shd w:fill="FFFFFF"/>
+            <w:tcBorders>
+              <w:top w:val="single" w:sz="6" w:color="CBD5E1"/>
+              <w:left w:val="single" w:sz="6" w:color="CBD5E1"/>
+              <w:bottom w:val="single" w:sz="6" w:color="CBD5E1"/>
+              <w:right w:val="single" w:sz="6" w:color="CBD5E1"/>
+              <w:insideH w:val="single" w:sz="6" w:color="CBD5E1"/>
+              <w:insideV w:val="single" w:sz="6" w:color="CBD5E1"/>
+            </w:tcBorders>
+            <w:tcMar>
+              <w:top w:w="70" w:type="dxa"/>
+              <w:start w:w="80" w:type="dxa"/>
+              <w:bottom w:w="70" w:type="dxa"/>
+              <w:end w:w="80" w:type="dxa"/>
+            </w:tcMar>
+            <w:vAlign w:val="top"/>
+          </w:tcPr>
+          <w:p>
+            <w:pPr>
+              <w:spacing w:after="0"/>
+            </w:pPr>
+            <w:r>
+              <w:rPr>
+                <w:rFonts w:ascii="Aptos" w:hAnsi="Aptos" w:eastAsia="Arial"/>
+                <w:b w:val="0"/>
+                <w:color w:val="0F172A"/>
+                <w:sz w:val="16"/>
+              </w:rPr>
+              <w:t>Identity, anatomy, pose, thẩm mỹ</w:t>
+            </w:r>
+          </w:p>
+        </w:tc>
+        <w:tc>
+          <w:tcPr>
+            <w:tcW w:type="dxa" w:w="1933"/>
+            <w:shd w:fill="FFFFFF"/>
+            <w:tcBorders>
+              <w:top w:val="single" w:sz="6" w:color="CBD5E1"/>
+              <w:left w:val="single" w:sz="6" w:color="CBD5E1"/>
+              <w:bottom w:val="single" w:sz="6" w:color="CBD5E1"/>
+              <w:right w:val="single" w:sz="6" w:color="CBD5E1"/>
+              <w:insideH w:val="single" w:sz="6" w:color="CBD5E1"/>
+              <w:insideV w:val="single" w:sz="6" w:color="CBD5E1"/>
+            </w:tcBorders>
+            <w:tcMar>
+              <w:top w:w="70" w:type="dxa"/>
+              <w:start w:w="80" w:type="dxa"/>
+              <w:bottom w:w="70" w:type="dxa"/>
+              <w:end w:w="80" w:type="dxa"/>
+            </w:tcMar>
+            <w:vAlign w:val="top"/>
+          </w:tcPr>
+          <w:p>
+            <w:pPr>
+              <w:spacing w:after="0"/>
+            </w:pPr>
+            <w:r>
+              <w:rPr>
+                <w:rFonts w:ascii="Aptos" w:hAnsi="Aptos" w:eastAsia="Arial"/>
+                <w:b w:val="0"/>
+                <w:color w:val="0F172A"/>
+                <w:sz w:val="16"/>
+              </w:rPr>
+              <w:t>Trước sử dụng/xuất</w:t>
+            </w:r>
+          </w:p>
+        </w:tc>
+        <w:tc>
+          <w:tcPr>
+            <w:tcW w:type="dxa" w:w="1933"/>
+            <w:shd w:fill="FFFFFF"/>
+            <w:tcBorders>
+              <w:top w:val="single" w:sz="6" w:color="CBD5E1"/>
+              <w:left w:val="single" w:sz="6" w:color="CBD5E1"/>
+              <w:bottom w:val="single" w:sz="6" w:color="CBD5E1"/>
+              <w:right w:val="single" w:sz="6" w:color="CBD5E1"/>
+              <w:insideH w:val="single" w:sz="6" w:color="CBD5E1"/>
+              <w:insideV w:val="single" w:sz="6" w:color="CBD5E1"/>
+            </w:tcBorders>
+            <w:tcMar>
+              <w:top w:w="70" w:type="dxa"/>
+              <w:start w:w="80" w:type="dxa"/>
+              <w:bottom w:w="70" w:type="dxa"/>
+              <w:end w:w="80" w:type="dxa"/>
+            </w:tcMar>
+            <w:vAlign w:val="top"/>
+          </w:tcPr>
+          <w:p>
+            <w:pPr>
+              <w:spacing w:after="0"/>
+            </w:pPr>
+            <w:r>
+              <w:rPr>
+                <w:rFonts w:ascii="Aptos" w:hAnsi="Aptos" w:eastAsia="Arial"/>
+                <w:b w:val="0"/>
+                <w:color w:val="0F172A"/>
+                <w:sz w:val="16"/>
+              </w:rPr>
+              <w:t>Cam kết SLA tự động</w:t>
+            </w:r>
+          </w:p>
+        </w:tc>
+        <w:tc>
+          <w:tcPr>
+            <w:tcW w:type="dxa" w:w="1933"/>
+            <w:shd w:fill="FFFFFF"/>
+            <w:tcBorders>
+              <w:top w:val="single" w:sz="6" w:color="CBD5E1"/>
+              <w:left w:val="single" w:sz="6" w:color="CBD5E1"/>
+              <w:bottom w:val="single" w:sz="6" w:color="CBD5E1"/>
+              <w:right w:val="single" w:sz="6" w:color="CBD5E1"/>
+              <w:insideH w:val="single" w:sz="6" w:color="CBD5E1"/>
+              <w:insideV w:val="single" w:sz="6" w:color="CBD5E1"/>
+            </w:tcBorders>
+            <w:tcMar>
+              <w:top w:w="70" w:type="dxa"/>
+              <w:start w:w="80" w:type="dxa"/>
+              <w:bottom w:w="70" w:type="dxa"/>
+              <w:end w:w="80" w:type="dxa"/>
+            </w:tcMar>
+            <w:vAlign w:val="top"/>
+          </w:tcPr>
+          <w:p>
+            <w:pPr>
+              <w:spacing w:after="0"/>
+            </w:pPr>
+            <w:r>
+              <w:rPr>
+                <w:rFonts w:ascii="Aptos" w:hAnsi="Aptos" w:eastAsia="Arial"/>
+                <w:b w:val="0"/>
+                <w:color w:val="0F172A"/>
+                <w:sz w:val="16"/>
+              </w:rPr>
+              <w:t>Người dùng/QA</w:t>
+            </w:r>
+          </w:p>
+        </w:tc>
+      </w:tr>
+    </w:tbl>
+    <w:p>
+      <w:pPr>
+        <w:spacing w:before="0" w:after="0" w:line="20" w:lineRule="exact"/>
+      </w:pPr>
+      <w:r>
+        <w:rPr>
+          <w:sz w:val="2"/>
+        </w:rPr>
+        <w:t xml:space="preserve"> </w:t>
+      </w:r>
     </w:p>
     <w:sectPr>
       <w:headerReference w:type="default" r:id="rId9"/>
@@ -7489,7 +8454,7 @@
               <w:color w:val="475569"/>
               <w:sz w:val="16"/>
             </w:rPr>
-            <w:t>kien_v5 @ c09e26a  •  2026-08-09</w:t>
+            <w:t>kien_v5 @ 4d23b9a + working tree</w:t>
           </w:r>
         </w:p>
       </w:tc>
